--- a/public/assets/files/stacjonarne/WDZ.docx
+++ b/public/assets/files/stacjonarne/WDZ.docx
@@ -523,6 +523,7 @@
                 <w:i w:val="0"/>
                 <w:sz w:val="22"/>
               </w:rPr>
+              <w:t>I</w:t>
             </w:r>
           </w:p>
         </w:tc>
@@ -560,6 +561,7 @@
                 <w:i w:val="0"/>
                 <w:sz w:val="22"/>
               </w:rPr>
+              <w:t>obligatoryjny</w:t>
             </w:r>
           </w:p>
         </w:tc>

--- a/public/assets/files/stacjonarne/WDZ.docx
+++ b/public/assets/files/stacjonarne/WDZ.docx
@@ -681,12 +681,22 @@
         <w:tblW w:w="5000" w:type="pct"/>
       </w:tblPr>
       <w:tblGrid>
-        <w:gridCol w:w="9972"/>
+        <w:gridCol w:w="997"/>
+        <w:gridCol w:w="997"/>
+        <w:gridCol w:w="997"/>
+        <w:gridCol w:w="997"/>
+        <w:gridCol w:w="997"/>
+        <w:gridCol w:w="997"/>
+        <w:gridCol w:w="997"/>
+        <w:gridCol w:w="997"/>
+        <w:gridCol w:w="997"/>
+        <w:gridCol w:w="997"/>
       </w:tblGrid>
       <w:tr>
         <w:tc>
           <w:tcPr>
-            <w:tcW w:type="dxa" w:w="9972"/>
+            <w:tcW w:type="dxa" w:w="9970"/>
+            <w:gridSpan w:val="10"/>
             <w:shd w:val="clear" w:color="auto" w:fill="D9D9D9"/>
           </w:tcPr>
           <w:p>
@@ -705,31 +715,34 @@
           </w:p>
         </w:tc>
       </w:tr>
-    </w:tbl>
-    <w:tbl>
-      <w:tblPr>
-        <w:tblW w:type="auto" w:w="0"/>
-        <w:tblLook w:firstColumn="1" w:firstRow="1" w:lastColumn="0" w:lastRow="0" w:noHBand="0" w:noVBand="1" w:val="04A0"/>
-        <w:tblBorders>
-          <w:top w:val="single" w:sz="4" w:space="0" w:color="000000"/>
-          <w:left w:val="single" w:sz="4" w:space="0" w:color="000000"/>
-          <w:bottom w:val="single" w:sz="4" w:space="0" w:color="000000"/>
-          <w:right w:val="single" w:sz="4" w:space="0" w:color="000000"/>
-          <w:insideH w:val="single" w:sz="4" w:space="0" w:color="000000"/>
-          <w:insideV w:val="single" w:sz="4" w:space="0" w:color="000000"/>
-        </w:tblBorders>
-        <w:tblW w:w="5000" w:type="pct"/>
-      </w:tblPr>
-      <w:tblGrid>
-        <w:gridCol w:w="2493"/>
-        <w:gridCol w:w="2493"/>
-        <w:gridCol w:w="2493"/>
-        <w:gridCol w:w="2493"/>
-      </w:tblGrid>
       <w:tr>
         <w:tc>
           <w:tcPr>
-            <w:tcW w:type="dxa" w:w="2493"/>
+            <w:tcW w:type="dxa" w:w="9970"/>
+            <w:gridSpan w:val="10"/>
+            <w:shd w:val="clear" w:color="auto" w:fill="D9D9D9"/>
+          </w:tcPr>
+          <w:p>
+            <w:pPr>
+              <w:spacing w:before="20" w:after="20"/>
+            </w:pPr>
+            <w:r>
+              <w:rPr>
+                <w:rFonts w:ascii="Aptos" w:hAnsi="Aptos"/>
+                <w:b w:val="0"/>
+                <w:i w:val="0"/>
+                <w:sz w:val="16"/>
+              </w:rPr>
+              <w:t>Wymiar godzinowy (liczba godzin w semestrze)</w:t>
+            </w:r>
+          </w:p>
+        </w:tc>
+      </w:tr>
+      <w:tr>
+        <w:tc>
+          <w:tcPr>
+            <w:tcW w:type="dxa" w:w="1994"/>
+            <w:gridSpan w:val="2"/>
             <w:shd w:val="clear" w:color="auto" w:fill="D9D9D9"/>
           </w:tcPr>
           <w:p>
@@ -749,7 +762,8 @@
         </w:tc>
         <w:tc>
           <w:tcPr>
-            <w:tcW w:type="dxa" w:w="2493"/>
+            <w:tcW w:type="dxa" w:w="2991"/>
+            <w:gridSpan w:val="3"/>
             <w:shd w:val="clear" w:color="auto" w:fill="D9D9D9"/>
           </w:tcPr>
           <w:p>
@@ -769,7 +783,8 @@
         </w:tc>
         <w:tc>
           <w:tcPr>
-            <w:tcW w:type="dxa" w:w="2493"/>
+            <w:tcW w:type="dxa" w:w="2991"/>
+            <w:gridSpan w:val="3"/>
             <w:shd w:val="clear" w:color="auto" w:fill="D9D9D9"/>
           </w:tcPr>
           <w:p>
@@ -789,7 +804,8 @@
         </w:tc>
         <w:tc>
           <w:tcPr>
-            <w:tcW w:type="dxa" w:w="2493"/>
+            <w:tcW w:type="dxa" w:w="1994"/>
+            <w:gridSpan w:val="2"/>
             <w:shd w:val="clear" w:color="auto" w:fill="D9D9D9"/>
           </w:tcPr>
           <w:p>
@@ -811,7 +827,8 @@
       <w:tr>
         <w:tc>
           <w:tcPr>
-            <w:tcW w:type="dxa" w:w="2493"/>
+            <w:tcW w:type="dxa" w:w="1994"/>
+            <w:gridSpan w:val="2"/>
           </w:tcPr>
           <w:p>
             <w:pPr>
@@ -830,7 +847,8 @@
         </w:tc>
         <w:tc>
           <w:tcPr>
-            <w:tcW w:type="dxa" w:w="2493"/>
+            <w:tcW w:type="dxa" w:w="2991"/>
+            <w:gridSpan w:val="3"/>
           </w:tcPr>
           <w:p>
             <w:pPr>
@@ -849,7 +867,8 @@
         </w:tc>
         <w:tc>
           <w:tcPr>
-            <w:tcW w:type="dxa" w:w="2493"/>
+            <w:tcW w:type="dxa" w:w="2991"/>
+            <w:gridSpan w:val="3"/>
           </w:tcPr>
           <w:p>
             <w:pPr>
@@ -868,7 +887,8 @@
         </w:tc>
         <w:tc>
           <w:tcPr>
-            <w:tcW w:type="dxa" w:w="2493"/>
+            <w:tcW w:type="dxa" w:w="1994"/>
+            <w:gridSpan w:val="2"/>
           </w:tcPr>
           <w:p>
             <w:pPr>
@@ -886,30 +906,34 @@
           </w:p>
         </w:tc>
       </w:tr>
-    </w:tbl>
-    <w:tbl>
-      <w:tblPr>
-        <w:tblW w:type="auto" w:w="0"/>
-        <w:tblLook w:firstColumn="1" w:firstRow="1" w:lastColumn="0" w:lastRow="0" w:noHBand="0" w:noVBand="1" w:val="04A0"/>
-        <w:tblBorders>
-          <w:top w:val="single" w:sz="4" w:space="0" w:color="000000"/>
-          <w:left w:val="single" w:sz="4" w:space="0" w:color="000000"/>
-          <w:bottom w:val="single" w:sz="4" w:space="0" w:color="000000"/>
-          <w:right w:val="single" w:sz="4" w:space="0" w:color="000000"/>
-          <w:insideH w:val="single" w:sz="4" w:space="0" w:color="000000"/>
-          <w:insideV w:val="single" w:sz="4" w:space="0" w:color="000000"/>
-        </w:tblBorders>
-        <w:tblW w:w="5000" w:type="pct"/>
-      </w:tblPr>
-      <w:tblGrid>
-        <w:gridCol w:w="3324"/>
-        <w:gridCol w:w="3324"/>
-        <w:gridCol w:w="3324"/>
-      </w:tblGrid>
       <w:tr>
         <w:tc>
           <w:tcPr>
-            <w:tcW w:type="dxa" w:w="3324"/>
+            <w:tcW w:type="dxa" w:w="9970"/>
+            <w:gridSpan w:val="10"/>
+            <w:shd w:val="clear" w:color="auto" w:fill="D9D9D9"/>
+          </w:tcPr>
+          <w:p>
+            <w:pPr>
+              <w:spacing w:before="20" w:after="20"/>
+            </w:pPr>
+            <w:r>
+              <w:rPr>
+                <w:rFonts w:ascii="Aptos" w:hAnsi="Aptos"/>
+                <w:b/>
+                <w:i w:val="0"/>
+                <w:sz w:val="22"/>
+              </w:rPr>
+              <w:t>Bilans ECTS</w:t>
+            </w:r>
+          </w:p>
+        </w:tc>
+      </w:tr>
+      <w:tr>
+        <w:tc>
+          <w:tcPr>
+            <w:tcW w:type="dxa" w:w="4985"/>
+            <w:gridSpan w:val="5"/>
             <w:shd w:val="clear" w:color="auto" w:fill="D9D9D9"/>
           </w:tcPr>
           <w:p>
@@ -929,7 +953,8 @@
         </w:tc>
         <w:tc>
           <w:tcPr>
-            <w:tcW w:type="dxa" w:w="3324"/>
+            <w:tcW w:type="dxa" w:w="2991"/>
+            <w:gridSpan w:val="3"/>
             <w:shd w:val="clear" w:color="auto" w:fill="D9D9D9"/>
           </w:tcPr>
           <w:p>
@@ -949,7 +974,8 @@
         </w:tc>
         <w:tc>
           <w:tcPr>
-            <w:tcW w:type="dxa" w:w="3324"/>
+            <w:tcW w:type="dxa" w:w="1994"/>
+            <w:gridSpan w:val="2"/>
             <w:shd w:val="clear" w:color="auto" w:fill="D9D9D9"/>
           </w:tcPr>
           <w:p>
@@ -971,7 +997,8 @@
       <w:tr>
         <w:tc>
           <w:tcPr>
-            <w:tcW w:type="dxa" w:w="3324"/>
+            <w:tcW w:type="dxa" w:w="4985"/>
+            <w:gridSpan w:val="5"/>
           </w:tcPr>
           <w:p>
             <w:pPr>
@@ -990,7 +1017,8 @@
         </w:tc>
         <w:tc>
           <w:tcPr>
-            <w:tcW w:type="dxa" w:w="3324"/>
+            <w:tcW w:type="dxa" w:w="2991"/>
+            <w:gridSpan w:val="3"/>
           </w:tcPr>
           <w:p>
             <w:pPr>
@@ -1009,7 +1037,8 @@
         </w:tc>
         <w:tc>
           <w:tcPr>
-            <w:tcW w:type="dxa" w:w="3324"/>
+            <w:tcW w:type="dxa" w:w="1994"/>
+            <w:gridSpan w:val="2"/>
           </w:tcPr>
           <w:p>
             <w:pPr>
@@ -1030,7 +1059,8 @@
       <w:tr>
         <w:tc>
           <w:tcPr>
-            <w:tcW w:type="dxa" w:w="3324"/>
+            <w:tcW w:type="dxa" w:w="4985"/>
+            <w:gridSpan w:val="5"/>
           </w:tcPr>
           <w:p>
             <w:pPr>
@@ -1049,7 +1079,8 @@
         </w:tc>
         <w:tc>
           <w:tcPr>
-            <w:tcW w:type="dxa" w:w="3324"/>
+            <w:tcW w:type="dxa" w:w="2991"/>
+            <w:gridSpan w:val="3"/>
           </w:tcPr>
           <w:p>
             <w:pPr>
@@ -1068,7 +1099,8 @@
         </w:tc>
         <w:tc>
           <w:tcPr>
-            <w:tcW w:type="dxa" w:w="3324"/>
+            <w:tcW w:type="dxa" w:w="1994"/>
+            <w:gridSpan w:val="2"/>
           </w:tcPr>
           <w:p>
             <w:pPr>
@@ -1089,7 +1121,29 @@
       <w:tr>
         <w:tc>
           <w:tcPr>
-            <w:tcW w:type="dxa" w:w="3324"/>
+            <w:tcW w:type="dxa" w:w="4985"/>
+            <w:gridSpan w:val="5"/>
+            <w:shd w:val="clear" w:color="auto" w:fill="D9D9D9"/>
+          </w:tcPr>
+          <w:p>
+            <w:pPr>
+              <w:spacing w:before="20" w:after="20"/>
+            </w:pPr>
+            <w:r>
+              <w:rPr>
+                <w:rFonts w:ascii="Aptos" w:hAnsi="Aptos"/>
+                <w:b/>
+                <w:i w:val="0"/>
+                <w:sz w:val="16"/>
+              </w:rPr>
+              <w:t>Opis samodzielnej pracy studenta</w:t>
+            </w:r>
+          </w:p>
+        </w:tc>
+        <w:tc>
+          <w:tcPr>
+            <w:tcW w:type="dxa" w:w="4985"/>
+            <w:gridSpan w:val="5"/>
           </w:tcPr>
           <w:p>
             <w:pPr>
@@ -1102,45 +1156,7 @@
                 <w:i w:val="0"/>
                 <w:sz w:val="22"/>
               </w:rPr>
-              <w:t>Suma</w:t>
-            </w:r>
-          </w:p>
-        </w:tc>
-        <w:tc>
-          <w:tcPr>
-            <w:tcW w:type="dxa" w:w="3324"/>
-          </w:tcPr>
-          <w:p>
-            <w:pPr>
-              <w:spacing w:before="20" w:after="20"/>
-            </w:pPr>
-            <w:r>
-              <w:rPr>
-                <w:rFonts w:ascii="Aptos" w:hAnsi="Aptos"/>
-                <w:b w:val="0"/>
-                <w:i w:val="0"/>
-                <w:sz w:val="22"/>
-              </w:rPr>
-              <w:t>75</w:t>
-            </w:r>
-          </w:p>
-        </w:tc>
-        <w:tc>
-          <w:tcPr>
-            <w:tcW w:type="dxa" w:w="3324"/>
-          </w:tcPr>
-          <w:p>
-            <w:pPr>
-              <w:spacing w:before="20" w:after="20"/>
-            </w:pPr>
-            <w:r>
-              <w:rPr>
-                <w:rFonts w:ascii="Aptos" w:hAnsi="Aptos"/>
-                <w:b w:val="0"/>
-                <w:i w:val="0"/>
-                <w:sz w:val="22"/>
-              </w:rPr>
-              <w:t>3</w:t>
+              <w:t>Realizacja projektu zespołowego z analizy wybranej organizacji; przygotowanie do kolokwium z treści wykładów; lektura wskazanych materiałów z zarządzania.</w:t>
             </w:r>
           </w:p>
         </w:tc>
@@ -1274,7 +1290,7 @@
                 <w:b w:val="0"/>
                 <w:sz w:val="22"/>
               </w:rPr>
-              <w:t>• Wykład z prezentacją multimedialną, analiza przypadków, dyskusja.</w:t>
+              <w:t>• wykład z prezentacją multimedialną</w:t>
             </w:r>
           </w:p>
           <w:p>
@@ -1287,7 +1303,7 @@
                 <w:b/>
                 <w:sz w:val="22"/>
               </w:rPr>
-              <w:t>Cwiczenia:</w:t>
+              <w:t>Ćwiczenia / Laboratorium:</w:t>
             </w:r>
           </w:p>
           <w:p>
@@ -1300,7 +1316,33 @@
                 <w:b w:val="0"/>
                 <w:sz w:val="22"/>
               </w:rPr>
-              <w:t>• Ćwiczenia warsztatowe: praca w grupach, analiza przypadków biznesowych, krótkie prezentacje zespołowe.</w:t>
+              <w:t>• praca w grupach</w:t>
+            </w:r>
+          </w:p>
+          <w:p>
+            <w:pPr>
+              <w:spacing w:before="20" w:after="20"/>
+            </w:pPr>
+            <w:r>
+              <w:rPr>
+                <w:rFonts w:ascii="Aptos" w:hAnsi="Aptos"/>
+                <w:b w:val="0"/>
+                <w:sz w:val="22"/>
+              </w:rPr>
+              <w:t>• studia przypadków z bazy studiów przypadków opracowanych przez firmy MŚP lub będące efektem staży</w:t>
+            </w:r>
+          </w:p>
+          <w:p>
+            <w:pPr>
+              <w:spacing w:before="20" w:after="20"/>
+            </w:pPr>
+            <w:r>
+              <w:rPr>
+                <w:rFonts w:ascii="Aptos" w:hAnsi="Aptos"/>
+                <w:b w:val="0"/>
+                <w:sz w:val="22"/>
+              </w:rPr>
+              <w:t>• dyskusja</w:t>
             </w:r>
           </w:p>
         </w:tc>
@@ -1480,7 +1522,7 @@
                 <w:rFonts w:ascii="Aptos" w:hAnsi="Aptos"/>
                 <w:sz w:val="22"/>
               </w:rPr>
-              <w:t>☐ Zaliczenie z oceną</w:t>
+              <w:t>☑ Zaliczenie z oceną</w:t>
             </w:r>
           </w:p>
           <w:p>
@@ -1551,69 +1593,10 @@
             <w:r>
               <w:rPr>
                 <w:rFonts w:ascii="Aptos" w:hAnsi="Aptos"/>
+                <w:b w:val="0"/>
+                <w:i w:val="0"/>
                 <w:sz w:val="22"/>
               </w:rPr>
-              <w:t>1. Ćwiczenia – zaliczenie z oceną:</w:t>
-            </w:r>
-          </w:p>
-          <w:p>
-            <w:pPr>
-              <w:spacing w:before="20" w:after="20"/>
-            </w:pPr>
-            <w:r>
-              <w:rPr>
-                <w:rFonts w:ascii="Aptos" w:hAnsi="Aptos"/>
-                <w:sz w:val="22"/>
-              </w:rPr>
-              <w:t>2. Aktywność na zajęciach i praca w grupie (20% oceny).</w:t>
-            </w:r>
-          </w:p>
-          <w:p>
-            <w:pPr>
-              <w:spacing w:before="20" w:after="20"/>
-            </w:pPr>
-            <w:r>
-              <w:rPr>
-                <w:rFonts w:ascii="Aptos" w:hAnsi="Aptos"/>
-                <w:sz w:val="22"/>
-              </w:rPr>
-              <w:t>3. Kolokwium pisemne z treści wykładów i ćwiczeń (40% oceny).</w:t>
-            </w:r>
-          </w:p>
-          <w:p>
-            <w:pPr>
-              <w:spacing w:before="20" w:after="20"/>
-            </w:pPr>
-            <w:r>
-              <w:rPr>
-                <w:rFonts w:ascii="Aptos" w:hAnsi="Aptos"/>
-                <w:sz w:val="22"/>
-              </w:rPr>
-              <w:t>4. Projekt zespołowy: analiza wybranej organizacji z zastosowaniem poznanych narzędzi zarządczych (40% oceny).</w:t>
-            </w:r>
-          </w:p>
-          <w:p>
-            <w:pPr>
-              <w:spacing w:before="20" w:after="20"/>
-            </w:pPr>
-            <w:r>
-              <w:rPr>
-                <w:rFonts w:ascii="Aptos" w:hAnsi="Aptos"/>
-                <w:sz w:val="22"/>
-              </w:rPr>
-              <w:t>5. Warunkiem zaliczenia jest uzyskanie co najmniej 51% punktów łącznie.</w:t>
-            </w:r>
-          </w:p>
-          <w:p>
-            <w:pPr>
-              <w:spacing w:before="20" w:after="20"/>
-            </w:pPr>
-            <w:r>
-              <w:rPr>
-                <w:rFonts w:ascii="Aptos" w:hAnsi="Aptos"/>
-                <w:sz w:val="22"/>
-              </w:rPr>
-              <w:t>6. Skala ocen: 51–60% – 3.0, 61–70% – 3.5, 71–80% – 4.0, 81–90% – 4.5, 91–100% – 5.0.</w:t>
             </w:r>
           </w:p>
         </w:tc>
@@ -1630,7 +1613,7 @@
                 <w:rFonts w:ascii="Aptos" w:hAnsi="Aptos"/>
                 <w:sz w:val="22"/>
               </w:rPr>
-              <w:t>1. Ćwiczenia – zaliczenie z oceną:</w:t>
+              <w:t>1. kolokwium</w:t>
             </w:r>
           </w:p>
           <w:p>
@@ -1642,7 +1625,7 @@
                 <w:rFonts w:ascii="Aptos" w:hAnsi="Aptos"/>
                 <w:sz w:val="22"/>
               </w:rPr>
-              <w:t>2. Aktywność na zajęciach i praca w grupie (20% oceny).</w:t>
+              <w:t>2. ocena pracy podczas ćwiczenia</w:t>
             </w:r>
           </w:p>
           <w:p>
@@ -1654,43 +1637,7 @@
                 <w:rFonts w:ascii="Aptos" w:hAnsi="Aptos"/>
                 <w:sz w:val="22"/>
               </w:rPr>
-              <w:t>3. Kolokwium pisemne z treści wykładów i ćwiczeń (40% oceny).</w:t>
-            </w:r>
-          </w:p>
-          <w:p>
-            <w:pPr>
-              <w:spacing w:before="20" w:after="20"/>
-            </w:pPr>
-            <w:r>
-              <w:rPr>
-                <w:rFonts w:ascii="Aptos" w:hAnsi="Aptos"/>
-                <w:sz w:val="22"/>
-              </w:rPr>
-              <w:t>4. Projekt zespołowy: analiza wybranej organizacji z zastosowaniem poznanych narzędzi zarządczych (40% oceny).</w:t>
-            </w:r>
-          </w:p>
-          <w:p>
-            <w:pPr>
-              <w:spacing w:before="20" w:after="20"/>
-            </w:pPr>
-            <w:r>
-              <w:rPr>
-                <w:rFonts w:ascii="Aptos" w:hAnsi="Aptos"/>
-                <w:sz w:val="22"/>
-              </w:rPr>
-              <w:t>5. Warunkiem zaliczenia jest uzyskanie co najmniej 51% punktów łącznie.</w:t>
-            </w:r>
-          </w:p>
-          <w:p>
-            <w:pPr>
-              <w:spacing w:before="20" w:after="20"/>
-            </w:pPr>
-            <w:r>
-              <w:rPr>
-                <w:rFonts w:ascii="Aptos" w:hAnsi="Aptos"/>
-                <w:sz w:val="22"/>
-              </w:rPr>
-              <w:t>6. Skala ocen: 51–60% – 3.0, 61–70% – 3.5, 71–80% – 4.0, 81–90% – 4.5, 91–100% – 5.0.</w:t>
+              <w:t>3. prezentacja elementu zespołowej pracy semestralnej</w:t>
             </w:r>
           </w:p>
         </w:tc>
@@ -1933,14 +1880,14 @@
         <w:tblW w:w="5000" w:type="pct"/>
       </w:tblPr>
       <w:tblGrid>
-        <w:gridCol w:w="3324"/>
-        <w:gridCol w:w="3324"/>
-        <w:gridCol w:w="3324"/>
+        <w:gridCol w:w="680"/>
+        <w:gridCol w:w="4536"/>
+        <w:gridCol w:w="4252"/>
       </w:tblGrid>
       <w:tr>
         <w:tc>
           <w:tcPr>
-            <w:tcW w:type="dxa" w:w="9972"/>
+            <w:tcW w:type="dxa" w:w="9468"/>
             <w:gridSpan w:val="3"/>
             <w:shd w:val="clear" w:color="auto" w:fill="D9D9D9"/>
           </w:tcPr>
@@ -1963,7 +1910,7 @@
       <w:tr>
         <w:tc>
           <w:tcPr>
-            <w:tcW w:type="dxa" w:w="3324"/>
+            <w:tcW w:type="dxa" w:w="680"/>
             <w:shd w:val="clear" w:color="auto" w:fill="D9D9D9"/>
           </w:tcPr>
           <w:p>
@@ -1983,7 +1930,7 @@
         </w:tc>
         <w:tc>
           <w:tcPr>
-            <w:tcW w:type="dxa" w:w="3324"/>
+            <w:tcW w:type="dxa" w:w="4536"/>
             <w:shd w:val="clear" w:color="auto" w:fill="D9D9D9"/>
           </w:tcPr>
           <w:p>
@@ -2003,7 +1950,7 @@
         </w:tc>
         <w:tc>
           <w:tcPr>
-            <w:tcW w:type="dxa" w:w="3324"/>
+            <w:tcW w:type="dxa" w:w="4252"/>
             <w:shd w:val="clear" w:color="auto" w:fill="D9D9D9"/>
           </w:tcPr>
           <w:p>
@@ -2025,7 +1972,7 @@
       <w:tr>
         <w:tc>
           <w:tcPr>
-            <w:tcW w:type="dxa" w:w="3324"/>
+            <w:tcW w:type="dxa" w:w="680"/>
           </w:tcPr>
           <w:p>
             <w:pPr>
@@ -2044,7 +1991,7 @@
         </w:tc>
         <w:tc>
           <w:tcPr>
-            <w:tcW w:type="dxa" w:w="3324"/>
+            <w:tcW w:type="dxa" w:w="4536"/>
           </w:tcPr>
           <w:p>
             <w:pPr>
@@ -2063,7 +2010,7 @@
         </w:tc>
         <w:tc>
           <w:tcPr>
-            <w:tcW w:type="dxa" w:w="3324"/>
+            <w:tcW w:type="dxa" w:w="4252"/>
           </w:tcPr>
           <w:p>
             <w:pPr>
@@ -2083,7 +2030,7 @@
       <w:tr>
         <w:tc>
           <w:tcPr>
-            <w:tcW w:type="dxa" w:w="3324"/>
+            <w:tcW w:type="dxa" w:w="680"/>
           </w:tcPr>
           <w:p>
             <w:pPr>
@@ -2102,7 +2049,7 @@
         </w:tc>
         <w:tc>
           <w:tcPr>
-            <w:tcW w:type="dxa" w:w="3324"/>
+            <w:tcW w:type="dxa" w:w="4536"/>
           </w:tcPr>
           <w:p>
             <w:pPr>
@@ -2121,7 +2068,7 @@
         </w:tc>
         <w:tc>
           <w:tcPr>
-            <w:tcW w:type="dxa" w:w="3324"/>
+            <w:tcW w:type="dxa" w:w="4252"/>
           </w:tcPr>
           <w:p>
             <w:pPr>
@@ -2141,7 +2088,7 @@
       <w:tr>
         <w:tc>
           <w:tcPr>
-            <w:tcW w:type="dxa" w:w="3324"/>
+            <w:tcW w:type="dxa" w:w="680"/>
           </w:tcPr>
           <w:p>
             <w:pPr>
@@ -2160,7 +2107,7 @@
         </w:tc>
         <w:tc>
           <w:tcPr>
-            <w:tcW w:type="dxa" w:w="3324"/>
+            <w:tcW w:type="dxa" w:w="4536"/>
           </w:tcPr>
           <w:p>
             <w:pPr>
@@ -2179,7 +2126,7 @@
         </w:tc>
         <w:tc>
           <w:tcPr>
-            <w:tcW w:type="dxa" w:w="3324"/>
+            <w:tcW w:type="dxa" w:w="4252"/>
           </w:tcPr>
           <w:p>
             <w:pPr>
@@ -2199,7 +2146,7 @@
       <w:tr>
         <w:tc>
           <w:tcPr>
-            <w:tcW w:type="dxa" w:w="3324"/>
+            <w:tcW w:type="dxa" w:w="680"/>
           </w:tcPr>
           <w:p>
             <w:pPr>
@@ -2218,7 +2165,7 @@
         </w:tc>
         <w:tc>
           <w:tcPr>
-            <w:tcW w:type="dxa" w:w="3324"/>
+            <w:tcW w:type="dxa" w:w="4536"/>
           </w:tcPr>
           <w:p>
             <w:pPr>
@@ -2237,7 +2184,7 @@
         </w:tc>
         <w:tc>
           <w:tcPr>
-            <w:tcW w:type="dxa" w:w="3324"/>
+            <w:tcW w:type="dxa" w:w="4252"/>
           </w:tcPr>
           <w:p>
             <w:pPr>
@@ -2257,7 +2204,7 @@
       <w:tr>
         <w:tc>
           <w:tcPr>
-            <w:tcW w:type="dxa" w:w="3324"/>
+            <w:tcW w:type="dxa" w:w="680"/>
           </w:tcPr>
           <w:p>
             <w:pPr>
@@ -2276,7 +2223,7 @@
         </w:tc>
         <w:tc>
           <w:tcPr>
-            <w:tcW w:type="dxa" w:w="3324"/>
+            <w:tcW w:type="dxa" w:w="4536"/>
           </w:tcPr>
           <w:p>
             <w:pPr>
@@ -2295,7 +2242,7 @@
         </w:tc>
         <w:tc>
           <w:tcPr>
-            <w:tcW w:type="dxa" w:w="3324"/>
+            <w:tcW w:type="dxa" w:w="4252"/>
           </w:tcPr>
           <w:p>
             <w:pPr>
@@ -2315,7 +2262,7 @@
       <w:tr>
         <w:tc>
           <w:tcPr>
-            <w:tcW w:type="dxa" w:w="3324"/>
+            <w:tcW w:type="dxa" w:w="680"/>
           </w:tcPr>
           <w:p>
             <w:pPr>
@@ -2334,7 +2281,7 @@
         </w:tc>
         <w:tc>
           <w:tcPr>
-            <w:tcW w:type="dxa" w:w="3324"/>
+            <w:tcW w:type="dxa" w:w="4536"/>
           </w:tcPr>
           <w:p>
             <w:pPr>
@@ -2353,7 +2300,7 @@
         </w:tc>
         <w:tc>
           <w:tcPr>
-            <w:tcW w:type="dxa" w:w="3324"/>
+            <w:tcW w:type="dxa" w:w="4252"/>
           </w:tcPr>
           <w:p>
             <w:pPr>
@@ -2373,7 +2320,7 @@
       <w:tr>
         <w:tc>
           <w:tcPr>
-            <w:tcW w:type="dxa" w:w="3324"/>
+            <w:tcW w:type="dxa" w:w="680"/>
           </w:tcPr>
           <w:p>
             <w:pPr>
@@ -2392,7 +2339,7 @@
         </w:tc>
         <w:tc>
           <w:tcPr>
-            <w:tcW w:type="dxa" w:w="3324"/>
+            <w:tcW w:type="dxa" w:w="4536"/>
           </w:tcPr>
           <w:p>
             <w:pPr>
@@ -2411,7 +2358,7 @@
         </w:tc>
         <w:tc>
           <w:tcPr>
-            <w:tcW w:type="dxa" w:w="3324"/>
+            <w:tcW w:type="dxa" w:w="4252"/>
           </w:tcPr>
           <w:p>
             <w:pPr>
@@ -2431,7 +2378,7 @@
       <w:tr>
         <w:tc>
           <w:tcPr>
-            <w:tcW w:type="dxa" w:w="3324"/>
+            <w:tcW w:type="dxa" w:w="680"/>
           </w:tcPr>
           <w:p>
             <w:pPr>
@@ -2450,7 +2397,7 @@
         </w:tc>
         <w:tc>
           <w:tcPr>
-            <w:tcW w:type="dxa" w:w="3324"/>
+            <w:tcW w:type="dxa" w:w="4536"/>
           </w:tcPr>
           <w:p>
             <w:pPr>
@@ -2469,7 +2416,7 @@
         </w:tc>
         <w:tc>
           <w:tcPr>
-            <w:tcW w:type="dxa" w:w="3324"/>
+            <w:tcW w:type="dxa" w:w="4252"/>
           </w:tcPr>
           <w:p>
             <w:pPr>
@@ -2489,7 +2436,7 @@
       <w:tr>
         <w:tc>
           <w:tcPr>
-            <w:tcW w:type="dxa" w:w="3324"/>
+            <w:tcW w:type="dxa" w:w="680"/>
           </w:tcPr>
           <w:p>
             <w:pPr>
@@ -2508,7 +2455,7 @@
         </w:tc>
         <w:tc>
           <w:tcPr>
-            <w:tcW w:type="dxa" w:w="3324"/>
+            <w:tcW w:type="dxa" w:w="4536"/>
           </w:tcPr>
           <w:p>
             <w:pPr>
@@ -2527,7 +2474,7 @@
         </w:tc>
         <w:tc>
           <w:tcPr>
-            <w:tcW w:type="dxa" w:w="3324"/>
+            <w:tcW w:type="dxa" w:w="4252"/>
           </w:tcPr>
           <w:p>
             <w:pPr>
@@ -2547,7 +2494,7 @@
       <w:tr>
         <w:tc>
           <w:tcPr>
-            <w:tcW w:type="dxa" w:w="3324"/>
+            <w:tcW w:type="dxa" w:w="680"/>
           </w:tcPr>
           <w:p>
             <w:pPr>
@@ -2566,7 +2513,7 @@
         </w:tc>
         <w:tc>
           <w:tcPr>
-            <w:tcW w:type="dxa" w:w="3324"/>
+            <w:tcW w:type="dxa" w:w="4536"/>
           </w:tcPr>
           <w:p>
             <w:pPr>
@@ -2585,7 +2532,7 @@
         </w:tc>
         <w:tc>
           <w:tcPr>
-            <w:tcW w:type="dxa" w:w="3324"/>
+            <w:tcW w:type="dxa" w:w="4252"/>
           </w:tcPr>
           <w:p>
             <w:pPr>
@@ -2978,6 +2925,7 @@
                 <w:i w:val="0"/>
                 <w:sz w:val="22"/>
               </w:rPr>
+              <w:t>kolokwium; ocena pracy podczas ćwiczenia; prezentacja elementu zespołowej pracy semestralnej</w:t>
             </w:r>
           </w:p>
         </w:tc>
@@ -3035,6 +2983,7 @@
                 <w:i w:val="0"/>
                 <w:sz w:val="22"/>
               </w:rPr>
+              <w:t>kolokwium; ocena pracy podczas ćwiczenia; prezentacja elementu zespołowej pracy semestralnej</w:t>
             </w:r>
           </w:p>
         </w:tc>
@@ -3092,6 +3041,7 @@
                 <w:i w:val="0"/>
                 <w:sz w:val="22"/>
               </w:rPr>
+              <w:t>kolokwium; ocena pracy podczas ćwiczenia; prezentacja elementu zespołowej pracy semestralnej</w:t>
             </w:r>
           </w:p>
         </w:tc>
@@ -3254,6 +3204,7 @@
                 <w:i w:val="0"/>
                 <w:sz w:val="22"/>
               </w:rPr>
+              <w:t>kolokwium; ocena pracy podczas ćwiczenia; prezentacja elementu zespołowej pracy semestralnej</w:t>
             </w:r>
           </w:p>
         </w:tc>
@@ -3311,6 +3262,7 @@
                 <w:i w:val="0"/>
                 <w:sz w:val="22"/>
               </w:rPr>
+              <w:t>kolokwium; ocena pracy podczas ćwiczenia; prezentacja elementu zespołowej pracy semestralnej</w:t>
             </w:r>
           </w:p>
         </w:tc>
@@ -3368,6 +3320,7 @@
                 <w:i w:val="0"/>
                 <w:sz w:val="22"/>
               </w:rPr>
+              <w:t>kolokwium; ocena pracy podczas ćwiczenia; prezentacja elementu zespołowej pracy semestralnej</w:t>
             </w:r>
           </w:p>
         </w:tc>
@@ -3530,6 +3483,7 @@
                 <w:i w:val="0"/>
                 <w:sz w:val="22"/>
               </w:rPr>
+              <w:t>kolokwium; ocena pracy podczas ćwiczenia; prezentacja elementu zespołowej pracy semestralnej</w:t>
             </w:r>
           </w:p>
         </w:tc>
@@ -3587,6 +3541,7 @@
                 <w:i w:val="0"/>
                 <w:sz w:val="22"/>
               </w:rPr>
+              <w:t>kolokwium; ocena pracy podczas ćwiczenia; prezentacja elementu zespołowej pracy semestralnej</w:t>
             </w:r>
           </w:p>
         </w:tc>
@@ -3692,62 +3647,6 @@
                 <w:sz w:val="16"/>
               </w:rPr>
               <w:t>Wyposażenie specjalistyczne konieczne do realizacji przedmiotu</w:t>
-            </w:r>
-          </w:p>
-        </w:tc>
-      </w:tr>
-      <w:tr>
-        <w:tc>
-          <w:tcPr>
-            <w:tcW w:type="dxa" w:w="3324"/>
-          </w:tcPr>
-          <w:p>
-            <w:pPr>
-              <w:spacing w:before="20" w:after="20"/>
-            </w:pPr>
-            <w:r>
-              <w:rPr>
-                <w:rFonts w:ascii="Aptos" w:hAnsi="Aptos"/>
-                <w:b w:val="0"/>
-                <w:i w:val="0"/>
-                <w:sz w:val="22"/>
-              </w:rPr>
-            </w:r>
-          </w:p>
-        </w:tc>
-        <w:tc>
-          <w:tcPr>
-            <w:tcW w:type="dxa" w:w="3324"/>
-          </w:tcPr>
-          <w:p>
-            <w:pPr>
-              <w:spacing w:before="20" w:after="20"/>
-            </w:pPr>
-            <w:r>
-              <w:rPr>
-                <w:rFonts w:ascii="Aptos" w:hAnsi="Aptos"/>
-                <w:b w:val="0"/>
-                <w:i w:val="0"/>
-                <w:sz w:val="22"/>
-              </w:rPr>
-            </w:r>
-          </w:p>
-        </w:tc>
-        <w:tc>
-          <w:tcPr>
-            <w:tcW w:type="dxa" w:w="3324"/>
-          </w:tcPr>
-          <w:p>
-            <w:pPr>
-              <w:spacing w:before="20" w:after="20"/>
-            </w:pPr>
-            <w:r>
-              <w:rPr>
-                <w:rFonts w:ascii="Aptos" w:hAnsi="Aptos"/>
-                <w:b w:val="0"/>
-                <w:i w:val="0"/>
-                <w:sz w:val="22"/>
-              </w:rPr>
             </w:r>
           </w:p>
         </w:tc>

--- a/public/assets/files/stacjonarne/WDZ.docx
+++ b/public/assets/files/stacjonarne/WDZ.docx
@@ -2888,6 +2888,7 @@
                 <w:i w:val="0"/>
                 <w:sz w:val="22"/>
               </w:rPr>
+              <w:t>K_W17</w:t>
             </w:r>
           </w:p>
         </w:tc>
@@ -2925,7 +2926,6 @@
                 <w:i w:val="0"/>
                 <w:sz w:val="22"/>
               </w:rPr>
-              <w:t>kolokwium; ocena pracy podczas ćwiczenia; prezentacja elementu zespołowej pracy semestralnej</w:t>
             </w:r>
           </w:p>
         </w:tc>
@@ -2946,6 +2946,7 @@
                 <w:i w:val="0"/>
                 <w:sz w:val="22"/>
               </w:rPr>
+              <w:t>K_W17</w:t>
             </w:r>
           </w:p>
         </w:tc>
@@ -2983,7 +2984,6 @@
                 <w:i w:val="0"/>
                 <w:sz w:val="22"/>
               </w:rPr>
-              <w:t>kolokwium; ocena pracy podczas ćwiczenia; prezentacja elementu zespołowej pracy semestralnej</w:t>
             </w:r>
           </w:p>
         </w:tc>
@@ -3004,6 +3004,7 @@
                 <w:i w:val="0"/>
                 <w:sz w:val="22"/>
               </w:rPr>
+              <w:t>K_W17</w:t>
             </w:r>
           </w:p>
         </w:tc>
@@ -3041,7 +3042,6 @@
                 <w:i w:val="0"/>
                 <w:sz w:val="22"/>
               </w:rPr>
-              <w:t>kolokwium; ocena pracy podczas ćwiczenia; prezentacja elementu zespołowej pracy semestralnej</w:t>
             </w:r>
           </w:p>
         </w:tc>
@@ -3167,6 +3167,7 @@
                 <w:i w:val="0"/>
                 <w:sz w:val="22"/>
               </w:rPr>
+              <w:t>K_U26</w:t>
             </w:r>
           </w:p>
         </w:tc>
@@ -3204,7 +3205,7 @@
                 <w:i w:val="0"/>
                 <w:sz w:val="22"/>
               </w:rPr>
-              <w:t>kolokwium; ocena pracy podczas ćwiczenia; prezentacja elementu zespołowej pracy semestralnej</w:t>
+              <w:t>kolokwium, ocena pracy podczas ćwiczenia, prezentacja elementu zespołowej pracy semestralnej</w:t>
             </w:r>
           </w:p>
         </w:tc>
@@ -3225,6 +3226,7 @@
                 <w:i w:val="0"/>
                 <w:sz w:val="22"/>
               </w:rPr>
+              <w:t>K_U26</w:t>
             </w:r>
           </w:p>
         </w:tc>
@@ -3262,7 +3264,7 @@
                 <w:i w:val="0"/>
                 <w:sz w:val="22"/>
               </w:rPr>
-              <w:t>kolokwium; ocena pracy podczas ćwiczenia; prezentacja elementu zespołowej pracy semestralnej</w:t>
+              <w:t>kolokwium, ocena pracy podczas ćwiczenia, prezentacja elementu zespołowej pracy semestralnej</w:t>
             </w:r>
           </w:p>
         </w:tc>
@@ -3283,6 +3285,7 @@
                 <w:i w:val="0"/>
                 <w:sz w:val="22"/>
               </w:rPr>
+              <w:t>K_U05</w:t>
             </w:r>
           </w:p>
         </w:tc>
@@ -3320,7 +3323,7 @@
                 <w:i w:val="0"/>
                 <w:sz w:val="22"/>
               </w:rPr>
-              <w:t>kolokwium; ocena pracy podczas ćwiczenia; prezentacja elementu zespołowej pracy semestralnej</w:t>
+              <w:t>kolokwium, ocena pracy podczas ćwiczenia, prezentacja elementu zespołowej pracy semestralnej</w:t>
             </w:r>
           </w:p>
         </w:tc>
@@ -3446,6 +3449,7 @@
                 <w:i w:val="0"/>
                 <w:sz w:val="22"/>
               </w:rPr>
+              <w:t>K_K04</w:t>
             </w:r>
           </w:p>
         </w:tc>
@@ -3483,7 +3487,7 @@
                 <w:i w:val="0"/>
                 <w:sz w:val="22"/>
               </w:rPr>
-              <w:t>kolokwium; ocena pracy podczas ćwiczenia; prezentacja elementu zespołowej pracy semestralnej</w:t>
+              <w:t>kolokwium, ocena pracy podczas ćwiczenia, prezentacja elementu zespołowej pracy semestralnej</w:t>
             </w:r>
           </w:p>
         </w:tc>
@@ -3504,6 +3508,7 @@
                 <w:i w:val="0"/>
                 <w:sz w:val="22"/>
               </w:rPr>
+              <w:t>K_K05</w:t>
             </w:r>
           </w:p>
         </w:tc>
@@ -3541,7 +3546,7 @@
                 <w:i w:val="0"/>
                 <w:sz w:val="22"/>
               </w:rPr>
-              <w:t>kolokwium; ocena pracy podczas ćwiczenia; prezentacja elementu zespołowej pracy semestralnej</w:t>
+              <w:t>kolokwium, ocena pracy podczas ćwiczenia, prezentacja elementu zespołowej pracy semestralnej</w:t>
             </w:r>
           </w:p>
         </w:tc>

--- a/public/assets/files/stacjonarne/WDZ.docx
+++ b/public/assets/files/stacjonarne/WDZ.docx
@@ -1881,14 +1881,13 @@
       </w:tblPr>
       <w:tblGrid>
         <w:gridCol w:w="680"/>
-        <w:gridCol w:w="4536"/>
-        <w:gridCol w:w="4252"/>
+        <w:gridCol w:w="8788"/>
       </w:tblGrid>
       <w:tr>
         <w:tc>
           <w:tcPr>
             <w:tcW w:type="dxa" w:w="9468"/>
-            <w:gridSpan w:val="3"/>
+            <w:gridSpan w:val="2"/>
             <w:shd w:val="clear" w:color="auto" w:fill="D9D9D9"/>
           </w:tcPr>
           <w:p>
@@ -1930,7 +1929,7 @@
         </w:tc>
         <w:tc>
           <w:tcPr>
-            <w:tcW w:type="dxa" w:w="4536"/>
+            <w:tcW w:type="dxa" w:w="8788"/>
             <w:shd w:val="clear" w:color="auto" w:fill="D9D9D9"/>
           </w:tcPr>
           <w:p>
@@ -1944,27 +1943,7 @@
                 <w:i w:val="0"/>
                 <w:sz w:val="16"/>
               </w:rPr>
-              <w:t>Wykład</w:t>
-            </w:r>
-          </w:p>
-        </w:tc>
-        <w:tc>
-          <w:tcPr>
-            <w:tcW w:type="dxa" w:w="4252"/>
-            <w:shd w:val="clear" w:color="auto" w:fill="D9D9D9"/>
-          </w:tcPr>
-          <w:p>
-            <w:pPr>
-              <w:spacing w:before="20" w:after="20"/>
-            </w:pPr>
-            <w:r>
-              <w:rPr>
-                <w:rFonts w:ascii="Aptos" w:hAnsi="Aptos"/>
-                <w:b/>
-                <w:i w:val="0"/>
-                <w:sz w:val="16"/>
-              </w:rPr>
-              <w:t>Ćwiczenia / Laboratorium / Pracownia</w:t>
+              <w:t>Treści programowe</w:t>
             </w:r>
           </w:p>
         </w:tc>
@@ -1991,7 +1970,7 @@
         </w:tc>
         <w:tc>
           <w:tcPr>
-            <w:tcW w:type="dxa" w:w="4536"/>
+            <w:tcW w:type="dxa" w:w="8788"/>
           </w:tcPr>
           <w:p>
             <w:pPr>
@@ -2005,24 +1984,6 @@
                 <w:sz w:val="22"/>
               </w:rPr>
               <w:t>Organizacja i zarządzanie – podstawowe pojęcia. Czym jest zarządzanie? Menedżer i jego role (Mintzberg). Ewolucja myśli zarządczej: szkoła klasyczna, behawioralna, ilościowa, systemowa.</w:t>
-            </w:r>
-          </w:p>
-        </w:tc>
-        <w:tc>
-          <w:tcPr>
-            <w:tcW w:type="dxa" w:w="4252"/>
-          </w:tcPr>
-          <w:p>
-            <w:pPr>
-              <w:spacing w:before="20" w:after="20"/>
-            </w:pPr>
-            <w:r>
-              <w:rPr>
-                <w:rFonts w:ascii="Aptos" w:hAnsi="Aptos"/>
-                <w:b w:val="0"/>
-                <w:i w:val="0"/>
-                <w:sz w:val="22"/>
-              </w:rPr>
             </w:r>
           </w:p>
         </w:tc>
@@ -2049,7 +2010,7 @@
         </w:tc>
         <w:tc>
           <w:tcPr>
-            <w:tcW w:type="dxa" w:w="4536"/>
+            <w:tcW w:type="dxa" w:w="8788"/>
           </w:tcPr>
           <w:p>
             <w:pPr>
@@ -2063,24 +2024,6 @@
                 <w:sz w:val="22"/>
               </w:rPr>
               <w:t>Otoczenie organizacji: otoczenie ogólne (makrootoczenie) i otoczenie zadaniowe. Analiza PEST. Interesariusze organizacji.</w:t>
-            </w:r>
-          </w:p>
-        </w:tc>
-        <w:tc>
-          <w:tcPr>
-            <w:tcW w:type="dxa" w:w="4252"/>
-          </w:tcPr>
-          <w:p>
-            <w:pPr>
-              <w:spacing w:before="20" w:after="20"/>
-            </w:pPr>
-            <w:r>
-              <w:rPr>
-                <w:rFonts w:ascii="Aptos" w:hAnsi="Aptos"/>
-                <w:b w:val="0"/>
-                <w:i w:val="0"/>
-                <w:sz w:val="22"/>
-              </w:rPr>
             </w:r>
           </w:p>
         </w:tc>
@@ -2107,7 +2050,7 @@
         </w:tc>
         <w:tc>
           <w:tcPr>
-            <w:tcW w:type="dxa" w:w="4536"/>
+            <w:tcW w:type="dxa" w:w="8788"/>
           </w:tcPr>
           <w:p>
             <w:pPr>
@@ -2121,24 +2064,6 @@
                 <w:sz w:val="22"/>
               </w:rPr>
               <w:t>Planowanie jako funkcja zarządzania: rodzaje planów, cele organizacyjne, zarządzanie przez cele (MBO). Analiza SWOT jako narzędzie planowania strategicznego.</w:t>
-            </w:r>
-          </w:p>
-        </w:tc>
-        <w:tc>
-          <w:tcPr>
-            <w:tcW w:type="dxa" w:w="4252"/>
-          </w:tcPr>
-          <w:p>
-            <w:pPr>
-              <w:spacing w:before="20" w:after="20"/>
-            </w:pPr>
-            <w:r>
-              <w:rPr>
-                <w:rFonts w:ascii="Aptos" w:hAnsi="Aptos"/>
-                <w:b w:val="0"/>
-                <w:i w:val="0"/>
-                <w:sz w:val="22"/>
-              </w:rPr>
             </w:r>
           </w:p>
         </w:tc>
@@ -2165,7 +2090,7 @@
         </w:tc>
         <w:tc>
           <w:tcPr>
-            <w:tcW w:type="dxa" w:w="4536"/>
+            <w:tcW w:type="dxa" w:w="8788"/>
           </w:tcPr>
           <w:p>
             <w:pPr>
@@ -2179,24 +2104,6 @@
                 <w:sz w:val="22"/>
               </w:rPr>
               <w:t>Organizowanie: projekt struktury organizacyjnej, podział pracy, rozpiętość kierowania, centralizacja i decentralizacja. Typy struktur: liniowa, funkcjonalna, dywizjonalna, macierzowa, projektowa.</w:t>
-            </w:r>
-          </w:p>
-        </w:tc>
-        <w:tc>
-          <w:tcPr>
-            <w:tcW w:type="dxa" w:w="4252"/>
-          </w:tcPr>
-          <w:p>
-            <w:pPr>
-              <w:spacing w:before="20" w:after="20"/>
-            </w:pPr>
-            <w:r>
-              <w:rPr>
-                <w:rFonts w:ascii="Aptos" w:hAnsi="Aptos"/>
-                <w:b w:val="0"/>
-                <w:i w:val="0"/>
-                <w:sz w:val="22"/>
-              </w:rPr>
             </w:r>
           </w:p>
         </w:tc>
@@ -2223,7 +2130,7 @@
         </w:tc>
         <w:tc>
           <w:tcPr>
-            <w:tcW w:type="dxa" w:w="4536"/>
+            <w:tcW w:type="dxa" w:w="8788"/>
           </w:tcPr>
           <w:p>
             <w:pPr>
@@ -2237,24 +2144,6 @@
                 <w:sz w:val="22"/>
               </w:rPr>
               <w:t>Kierowanie ludźmi: przywództwo i style kierowania (autokratyczny, demokratyczny, laissez-faire). Teorie motywacji (Maslow, Herzberg, teoria oczekiwań Vrooma). Komunikacja w organizacji.</w:t>
-            </w:r>
-          </w:p>
-        </w:tc>
-        <w:tc>
-          <w:tcPr>
-            <w:tcW w:type="dxa" w:w="4252"/>
-          </w:tcPr>
-          <w:p>
-            <w:pPr>
-              <w:spacing w:before="20" w:after="20"/>
-            </w:pPr>
-            <w:r>
-              <w:rPr>
-                <w:rFonts w:ascii="Aptos" w:hAnsi="Aptos"/>
-                <w:b w:val="0"/>
-                <w:i w:val="0"/>
-                <w:sz w:val="22"/>
-              </w:rPr>
             </w:r>
           </w:p>
         </w:tc>
@@ -2281,7 +2170,7 @@
         </w:tc>
         <w:tc>
           <w:tcPr>
-            <w:tcW w:type="dxa" w:w="4536"/>
+            <w:tcW w:type="dxa" w:w="8788"/>
           </w:tcPr>
           <w:p>
             <w:pPr>
@@ -2295,24 +2184,6 @@
                 <w:sz w:val="22"/>
               </w:rPr>
               <w:t>Kontrola jako funkcja zarządzania: rodzaje kontroli, etapy procesu kontroli, controlling. Zarządzanie przez jakość (TQM) – wprowadzenie.</w:t>
-            </w:r>
-          </w:p>
-        </w:tc>
-        <w:tc>
-          <w:tcPr>
-            <w:tcW w:type="dxa" w:w="4252"/>
-          </w:tcPr>
-          <w:p>
-            <w:pPr>
-              <w:spacing w:before="20" w:after="20"/>
-            </w:pPr>
-            <w:r>
-              <w:rPr>
-                <w:rFonts w:ascii="Aptos" w:hAnsi="Aptos"/>
-                <w:b w:val="0"/>
-                <w:i w:val="0"/>
-                <w:sz w:val="22"/>
-              </w:rPr>
             </w:r>
           </w:p>
         </w:tc>
@@ -2339,7 +2210,7 @@
         </w:tc>
         <w:tc>
           <w:tcPr>
-            <w:tcW w:type="dxa" w:w="4536"/>
+            <w:tcW w:type="dxa" w:w="8788"/>
           </w:tcPr>
           <w:p>
             <w:pPr>
@@ -2353,24 +2224,6 @@
                 <w:sz w:val="22"/>
               </w:rPr>
               <w:t>Wprowadzenie do zarządzania projektami: projekt a działalność operacyjna, cykl życia projektu, trójkąt projektowy (zakres, czas, koszt). Metodyki zarządcze: waterfall, Agile/Scrum – przegląd.</w:t>
-            </w:r>
-          </w:p>
-        </w:tc>
-        <w:tc>
-          <w:tcPr>
-            <w:tcW w:type="dxa" w:w="4252"/>
-          </w:tcPr>
-          <w:p>
-            <w:pPr>
-              <w:spacing w:before="20" w:after="20"/>
-            </w:pPr>
-            <w:r>
-              <w:rPr>
-                <w:rFonts w:ascii="Aptos" w:hAnsi="Aptos"/>
-                <w:b w:val="0"/>
-                <w:i w:val="0"/>
-                <w:sz w:val="22"/>
-              </w:rPr>
             </w:r>
           </w:p>
         </w:tc>
@@ -2397,7 +2250,7 @@
         </w:tc>
         <w:tc>
           <w:tcPr>
-            <w:tcW w:type="dxa" w:w="4536"/>
+            <w:tcW w:type="dxa" w:w="8788"/>
           </w:tcPr>
           <w:p>
             <w:pPr>
@@ -2411,24 +2264,6 @@
                 <w:sz w:val="22"/>
               </w:rPr>
               <w:t>Zarządzanie zespołem projektowym: role w zespole (model Belbina), budowanie i etapy rozwoju zespołu (model Tuckmana), konflikty i sposoby ich rozwiązywania.</w:t>
-            </w:r>
-          </w:p>
-        </w:tc>
-        <w:tc>
-          <w:tcPr>
-            <w:tcW w:type="dxa" w:w="4252"/>
-          </w:tcPr>
-          <w:p>
-            <w:pPr>
-              <w:spacing w:before="20" w:after="20"/>
-            </w:pPr>
-            <w:r>
-              <w:rPr>
-                <w:rFonts w:ascii="Aptos" w:hAnsi="Aptos"/>
-                <w:b w:val="0"/>
-                <w:i w:val="0"/>
-                <w:sz w:val="22"/>
-              </w:rPr>
             </w:r>
           </w:p>
         </w:tc>
@@ -2455,7 +2290,7 @@
         </w:tc>
         <w:tc>
           <w:tcPr>
-            <w:tcW w:type="dxa" w:w="4536"/>
+            <w:tcW w:type="dxa" w:w="8788"/>
           </w:tcPr>
           <w:p>
             <w:pPr>
@@ -2469,24 +2304,6 @@
                 <w:sz w:val="22"/>
               </w:rPr>
               <w:t>Kultura organizacyjna: pojęcie, elementy, typologie (Quinn, Hofstede). Wpływ kultury organizacyjnej na efektywność zespołu i firmy informatycznej.</w:t>
-            </w:r>
-          </w:p>
-        </w:tc>
-        <w:tc>
-          <w:tcPr>
-            <w:tcW w:type="dxa" w:w="4252"/>
-          </w:tcPr>
-          <w:p>
-            <w:pPr>
-              <w:spacing w:before="20" w:after="20"/>
-            </w:pPr>
-            <w:r>
-              <w:rPr>
-                <w:rFonts w:ascii="Aptos" w:hAnsi="Aptos"/>
-                <w:b w:val="0"/>
-                <w:i w:val="0"/>
-                <w:sz w:val="22"/>
-              </w:rPr>
             </w:r>
           </w:p>
         </w:tc>
@@ -2513,7 +2330,7 @@
         </w:tc>
         <w:tc>
           <w:tcPr>
-            <w:tcW w:type="dxa" w:w="4536"/>
+            <w:tcW w:type="dxa" w:w="8788"/>
           </w:tcPr>
           <w:p>
             <w:pPr>
@@ -2527,24 +2344,6 @@
                 <w:sz w:val="22"/>
               </w:rPr>
               <w:t>Przedsiębiorczość i innowacje w organizacji: rodzaje innowacji, ekosystem startupowy, modele biznesowe – wprowadzenie (Business Model Canvas). Społeczna odpowiedzialność biznesu (CSR).</w:t>
-            </w:r>
-          </w:p>
-        </w:tc>
-        <w:tc>
-          <w:tcPr>
-            <w:tcW w:type="dxa" w:w="4252"/>
-          </w:tcPr>
-          <w:p>
-            <w:pPr>
-              <w:spacing w:before="20" w:after="20"/>
-            </w:pPr>
-            <w:r>
-              <w:rPr>
-                <w:rFonts w:ascii="Aptos" w:hAnsi="Aptos"/>
-                <w:b w:val="0"/>
-                <w:i w:val="0"/>
-                <w:sz w:val="22"/>
-              </w:rPr>
             </w:r>
           </w:p>
         </w:tc>
